--- a/TS-Kramam/TS-1.2/TS 1.2 Malayalam Krama Paatam Corrections.docx
+++ b/TS-Kramam/TS-1.2/TS 1.2 Malayalam Krama Paatam Corrections.docx
@@ -1262,6 +1262,369 @@
       </w:tr>
       <w:tr>
         <w:trPr>
+          <w:trHeight w:val="1127"/>
+        </w:trPr>
+        <w:tc>
+          <w:tcPr>
+            <w:tcW w:w="4048" w:type="dxa"/>
+          </w:tcPr>
+          <w:p>
+            <w:pPr>
+              <w:widowControl w:val="0"/>
+              <w:tabs>
+                <w:tab w:val="left" w:pos="993"/>
+              </w:tabs>
+              <w:autoSpaceDE w:val="0"/>
+              <w:autoSpaceDN w:val="0"/>
+              <w:adjustRightInd w:val="0"/>
+              <w:spacing w:before="0" w:line="240" w:lineRule="auto"/>
+              <w:rPr>
+                <w:rFonts w:eastAsia="Times New Roman" w:cs="Arial"/>
+                <w:b/>
+                <w:color w:val="EE0000"/>
+                <w:sz w:val="32"/>
+                <w:szCs w:val="32"/>
+                <w:lang w:val="en-IN" w:eastAsia="en-IN" w:bidi="ml-IN"/>
+              </w:rPr>
+            </w:pPr>
+            <w:r>
+              <w:rPr>
+                <w:rFonts w:eastAsia="Times New Roman" w:cs="Arial"/>
+                <w:b/>
+                <w:color w:val="EE0000"/>
+                <w:sz w:val="32"/>
+                <w:szCs w:val="32"/>
+                <w:lang w:val="en-IN" w:eastAsia="en-IN" w:bidi="ml-IN"/>
+              </w:rPr>
+              <w:t>T.S.1.2.</w:t>
+            </w:r>
+            <w:r>
+              <w:rPr>
+                <w:rFonts w:eastAsia="Times New Roman" w:cs="Arial"/>
+                <w:b/>
+                <w:color w:val="EE0000"/>
+                <w:sz w:val="32"/>
+                <w:szCs w:val="32"/>
+                <w:lang w:val="en-IN" w:eastAsia="en-IN" w:bidi="ml-IN"/>
+              </w:rPr>
+              <w:t>10</w:t>
+            </w:r>
+            <w:r>
+              <w:rPr>
+                <w:rFonts w:eastAsia="Times New Roman" w:cs="Arial"/>
+                <w:b/>
+                <w:color w:val="EE0000"/>
+                <w:sz w:val="32"/>
+                <w:szCs w:val="32"/>
+                <w:lang w:val="en-IN" w:eastAsia="en-IN" w:bidi="ml-IN"/>
+              </w:rPr>
+              <w:t>.2 - Kramam</w:t>
+            </w:r>
+          </w:p>
+          <w:p>
+            <w:pPr>
+              <w:widowControl w:val="0"/>
+              <w:autoSpaceDE w:val="0"/>
+              <w:autoSpaceDN w:val="0"/>
+              <w:adjustRightInd w:val="0"/>
+              <w:spacing w:before="0" w:line="240" w:lineRule="auto"/>
+              <w:rPr>
+                <w:rFonts w:cs="Arial"/>
+                <w:b/>
+                <w:bCs/>
+                <w:color w:val="EE0000"/>
+                <w:sz w:val="28"/>
+                <w:szCs w:val="36"/>
+                <w:lang w:val="it-IT" w:bidi="ml-IN"/>
+              </w:rPr>
+            </w:pPr>
+            <w:r>
+              <w:rPr>
+                <w:rFonts w:cs="Arial"/>
+                <w:b/>
+                <w:bCs/>
+                <w:color w:val="EE0000"/>
+                <w:sz w:val="28"/>
+                <w:szCs w:val="36"/>
+                <w:lang w:val="it-IT" w:bidi="ml-IN"/>
+              </w:rPr>
+              <w:t xml:space="preserve">Krama Vaakyam No. </w:t>
+            </w:r>
+            <w:r>
+              <w:rPr>
+                <w:rFonts w:cs="Arial"/>
+                <w:b/>
+                <w:bCs/>
+                <w:color w:val="EE0000"/>
+                <w:sz w:val="28"/>
+                <w:szCs w:val="36"/>
+                <w:lang w:val="it-IT" w:bidi="ml-IN"/>
+              </w:rPr>
+              <w:t>51</w:t>
+            </w:r>
+          </w:p>
+          <w:p>
+            <w:pPr>
+              <w:widowControl w:val="0"/>
+              <w:tabs>
+                <w:tab w:val="left" w:pos="993"/>
+              </w:tabs>
+              <w:autoSpaceDE w:val="0"/>
+              <w:autoSpaceDN w:val="0"/>
+              <w:adjustRightInd w:val="0"/>
+              <w:spacing w:before="0" w:line="240" w:lineRule="auto"/>
+              <w:rPr>
+                <w:rFonts w:eastAsia="Times New Roman" w:cs="Arial"/>
+                <w:b/>
+                <w:color w:val="EE0000"/>
+                <w:sz w:val="32"/>
+                <w:szCs w:val="32"/>
+                <w:lang w:val="it-IT" w:eastAsia="en-IN" w:bidi="ml-IN"/>
+              </w:rPr>
+            </w:pPr>
+            <w:r>
+              <w:rPr>
+                <w:rFonts w:cs="Arial"/>
+                <w:b/>
+                <w:bCs/>
+                <w:color w:val="EE0000"/>
+                <w:sz w:val="28"/>
+                <w:szCs w:val="36"/>
+                <w:lang w:val="it-IT" w:bidi="ml-IN"/>
+              </w:rPr>
+              <w:t>Panchaati No. 1</w:t>
+            </w:r>
+            <w:r>
+              <w:rPr>
+                <w:rFonts w:cs="Arial"/>
+                <w:b/>
+                <w:bCs/>
+                <w:color w:val="EE0000"/>
+                <w:sz w:val="28"/>
+                <w:szCs w:val="36"/>
+                <w:lang w:val="it-IT" w:bidi="ml-IN"/>
+              </w:rPr>
+              <w:t>9</w:t>
+            </w:r>
+          </w:p>
+        </w:tc>
+        <w:tc>
+          <w:tcPr>
+            <w:tcW w:w="4819" w:type="dxa"/>
+          </w:tcPr>
+          <w:p>
+            <w:pPr>
+              <w:widowControl w:val="0"/>
+              <w:autoSpaceDE w:val="0"/>
+              <w:autoSpaceDN w:val="0"/>
+              <w:adjustRightInd w:val="0"/>
+              <w:spacing w:before="0" w:line="240" w:lineRule="auto"/>
+              <w:rPr>
+                <w:rFonts w:ascii="BRH Malayalam Extra" w:hAnsi="BRH Malayalam Extra" w:cs="BRH Malayalam Extra"/>
+                <w:color w:val="EE0000"/>
+                <w:sz w:val="40"/>
+                <w:szCs w:val="40"/>
+                <w:lang w:val="it-IT"/>
+              </w:rPr>
+            </w:pPr>
+            <w:r>
+              <w:rPr>
+                <w:rFonts w:ascii="BRH Malayalam Extra" w:hAnsi="BRH Malayalam Extra" w:cs="BRH Malayalam Extra"/>
+                <w:color w:val="EE0000"/>
+                <w:sz w:val="40"/>
+                <w:szCs w:val="40"/>
+                <w:lang w:val="it-IT"/>
+              </w:rPr>
+              <w:t>i</w:t>
+            </w:r>
+            <w:r>
+              <w:rPr>
+                <w:rFonts w:ascii="BRH Malayalam Extra" w:hAnsi="BRH Malayalam Extra" w:cs="BRH Malayalam Extra"/>
+                <w:color w:val="EE0000"/>
+                <w:sz w:val="32"/>
+                <w:szCs w:val="40"/>
+                <w:lang w:val="it-IT"/>
+              </w:rPr>
+              <w:t>–</w:t>
+            </w:r>
+            <w:r>
+              <w:rPr>
+                <w:rFonts w:ascii="BRH Malayalam Extra" w:hAnsi="BRH Malayalam Extra" w:cs="BRH Malayalam Extra"/>
+                <w:color w:val="EE0000"/>
+                <w:sz w:val="40"/>
+                <w:szCs w:val="40"/>
+                <w:lang w:val="it-IT"/>
+              </w:rPr>
+              <w:t>dõ</w:t>
+            </w:r>
+            <w:r>
+              <w:rPr>
+                <w:rFonts w:ascii="BRH Malayalam Extra" w:hAnsi="BRH Malayalam Extra" w:cs="BRH Malayalam Extra"/>
+                <w:color w:val="EE0000"/>
+                <w:sz w:val="32"/>
+                <w:szCs w:val="40"/>
+                <w:lang w:val="it-IT"/>
+              </w:rPr>
+              <w:t>–</w:t>
+            </w:r>
+            <w:r>
+              <w:rPr>
+                <w:rFonts w:ascii="BRH Malayalam Extra" w:hAnsi="BRH Malayalam Extra" w:cs="BRH Malayalam Extra"/>
+                <w:color w:val="EE0000"/>
+                <w:sz w:val="40"/>
+                <w:szCs w:val="40"/>
+                <w:highlight w:val="yellow"/>
+                <w:lang w:val="it-IT"/>
+              </w:rPr>
+              <w:t>Zx</w:t>
+            </w:r>
+            <w:r>
+              <w:rPr>
+                <w:rFonts w:ascii="BRH Malayalam Extra" w:hAnsi="BRH Malayalam Extra" w:cs="BRH Malayalam Extra"/>
+                <w:color w:val="EE0000"/>
+                <w:sz w:val="40"/>
+                <w:szCs w:val="40"/>
+                <w:lang w:val="it-IT"/>
+              </w:rPr>
+              <w:t>id¡— | Ad¡</w:t>
+            </w:r>
+            <w:r>
+              <w:rPr>
+                <w:rFonts w:ascii="BRH Malayalam Extra" w:hAnsi="BRH Malayalam Extra" w:cs="BRH Malayalam Extra"/>
+                <w:color w:val="EE0000"/>
+                <w:sz w:val="32"/>
+                <w:szCs w:val="40"/>
+                <w:lang w:val="it-IT"/>
+              </w:rPr>
+              <w:t>–</w:t>
+            </w:r>
+            <w:r>
+              <w:rPr>
+                <w:rFonts w:ascii="BRH Malayalam Extra" w:hAnsi="BRH Malayalam Extra" w:cs="BRH Malayalam Extra"/>
+                <w:color w:val="EE0000"/>
+                <w:sz w:val="40"/>
+                <w:szCs w:val="40"/>
+                <w:lang w:val="it-IT"/>
+              </w:rPr>
+              <w:t xml:space="preserve"> Ze—J |</w:t>
+            </w:r>
+          </w:p>
+        </w:tc>
+        <w:tc>
+          <w:tcPr>
+            <w:tcW w:w="5103" w:type="dxa"/>
+          </w:tcPr>
+          <w:p>
+            <w:pPr>
+              <w:widowControl w:val="0"/>
+              <w:autoSpaceDE w:val="0"/>
+              <w:autoSpaceDN w:val="0"/>
+              <w:adjustRightInd w:val="0"/>
+              <w:spacing w:before="0" w:line="240" w:lineRule="auto"/>
+              <w:rPr>
+                <w:rFonts w:ascii="BRH Malayalam Extra" w:hAnsi="BRH Malayalam Extra" w:cs="BRH Malayalam Extra"/>
+                <w:color w:val="EE0000"/>
+                <w:sz w:val="40"/>
+                <w:szCs w:val="40"/>
+                <w:lang w:val="it-IT"/>
+              </w:rPr>
+            </w:pPr>
+            <w:r>
+              <w:rPr>
+                <w:rFonts w:ascii="BRH Malayalam Extra" w:hAnsi="BRH Malayalam Extra" w:cs="BRH Malayalam Extra"/>
+                <w:color w:val="EE0000"/>
+                <w:sz w:val="40"/>
+                <w:szCs w:val="40"/>
+                <w:lang w:val="it-IT"/>
+              </w:rPr>
+              <w:t>i</w:t>
+            </w:r>
+            <w:r>
+              <w:rPr>
+                <w:rFonts w:ascii="BRH Malayalam Extra" w:hAnsi="BRH Malayalam Extra" w:cs="BRH Malayalam Extra"/>
+                <w:color w:val="EE0000"/>
+                <w:sz w:val="32"/>
+                <w:szCs w:val="40"/>
+                <w:lang w:val="it-IT"/>
+              </w:rPr>
+              <w:t>–</w:t>
+            </w:r>
+            <w:r>
+              <w:rPr>
+                <w:rFonts w:ascii="BRH Malayalam Extra" w:hAnsi="BRH Malayalam Extra" w:cs="BRH Malayalam Extra"/>
+                <w:color w:val="EE0000"/>
+                <w:sz w:val="40"/>
+                <w:szCs w:val="40"/>
+                <w:lang w:val="it-IT"/>
+              </w:rPr>
+              <w:t>dõ</w:t>
+            </w:r>
+            <w:r>
+              <w:rPr>
+                <w:rFonts w:ascii="BRH Malayalam Extra" w:hAnsi="BRH Malayalam Extra" w:cs="BRH Malayalam Extra"/>
+                <w:color w:val="EE0000"/>
+                <w:sz w:val="32"/>
+                <w:szCs w:val="40"/>
+                <w:lang w:val="it-IT"/>
+              </w:rPr>
+              <w:t>–</w:t>
+            </w:r>
+            <w:r>
+              <w:rPr>
+                <w:rFonts w:ascii="BRH Malayalam Extra" w:hAnsi="BRH Malayalam Extra" w:cs="BRH Malayalam Extra"/>
+                <w:color w:val="EE0000"/>
+                <w:sz w:val="40"/>
+                <w:szCs w:val="40"/>
+                <w:highlight w:val="green"/>
+                <w:lang w:val="it-IT"/>
+              </w:rPr>
+              <w:t>Zx</w:t>
+            </w:r>
+            <w:r>
+              <w:rPr>
+                <w:rFonts w:ascii="BRH Malayalam Extra" w:hAnsi="BRH Malayalam Extra" w:cs="BRH Malayalam Extra"/>
+                <w:color w:val="EE0000"/>
+                <w:sz w:val="32"/>
+                <w:szCs w:val="40"/>
+                <w:lang w:val="it-IT"/>
+              </w:rPr>
+              <w:t>–</w:t>
+            </w:r>
+            <w:r>
+              <w:rPr>
+                <w:rFonts w:ascii="BRH Malayalam Extra" w:hAnsi="BRH Malayalam Extra" w:cs="BRH Malayalam Extra"/>
+                <w:color w:val="EE0000"/>
+                <w:sz w:val="40"/>
+                <w:szCs w:val="40"/>
+                <w:lang w:val="it-IT"/>
+              </w:rPr>
+              <w:t>id¡— | Ad¡</w:t>
+            </w:r>
+            <w:r>
+              <w:rPr>
+                <w:rFonts w:ascii="BRH Malayalam Extra" w:hAnsi="BRH Malayalam Extra" w:cs="BRH Malayalam Extra"/>
+                <w:color w:val="EE0000"/>
+                <w:sz w:val="32"/>
+                <w:szCs w:val="40"/>
+                <w:lang w:val="it-IT"/>
+              </w:rPr>
+              <w:t>–</w:t>
+            </w:r>
+            <w:r>
+              <w:rPr>
+                <w:rFonts w:ascii="BRH Malayalam Extra" w:hAnsi="BRH Malayalam Extra" w:cs="BRH Malayalam Extra"/>
+                <w:color w:val="EE0000"/>
+                <w:sz w:val="40"/>
+                <w:szCs w:val="40"/>
+                <w:lang w:val="it-IT"/>
+              </w:rPr>
+              <w:t xml:space="preserve"> Ze—J |</w:t>
+            </w:r>
+          </w:p>
+        </w:tc>
+      </w:tr>
+      <w:tr>
+        <w:trPr>
           <w:trHeight w:val="1411"/>
         </w:trPr>
         <w:tc>
@@ -1685,7 +2048,6 @@
           <w:szCs w:val="32"/>
           <w:u w:val="single"/>
         </w:rPr>
-        <w:lastRenderedPageBreak/>
         <w:t xml:space="preserve">TS </w:t>
       </w:r>
       <w:r>
@@ -2727,6 +3089,7 @@
                 <w:szCs w:val="32"/>
                 <w:lang w:val="en-IN" w:eastAsia="en-IN" w:bidi="ml-IN"/>
               </w:rPr>
+              <w:lastRenderedPageBreak/>
               <w:t>T.S.1.2.2.3 - Kramam</w:t>
             </w:r>
           </w:p>
@@ -2830,7 +3193,6 @@
                 <w:sz w:val="40"/>
                 <w:szCs w:val="40"/>
               </w:rPr>
-              <w:lastRenderedPageBreak/>
               <w:t>¥b</w:t>
             </w:r>
             <w:r>
@@ -2887,7 +3249,6 @@
                 <w:szCs w:val="40"/>
                 <w:highlight w:val="yellow"/>
               </w:rPr>
-              <w:lastRenderedPageBreak/>
               <w:t>p</w:t>
             </w:r>
             <w:r>
@@ -2963,7 +3324,6 @@
                 <w:sz w:val="40"/>
                 <w:szCs w:val="40"/>
               </w:rPr>
-              <w:lastRenderedPageBreak/>
               <w:t>¥b</w:t>
             </w:r>
             <w:r>
@@ -3019,7 +3379,6 @@
                 <w:szCs w:val="40"/>
                 <w:highlight w:val="green"/>
               </w:rPr>
-              <w:lastRenderedPageBreak/>
               <w:t>p</w:t>
             </w:r>
             <w:r>
@@ -3096,7 +3455,6 @@
                 <w:szCs w:val="32"/>
                 <w:lang w:val="en-IN" w:eastAsia="en-IN" w:bidi="ml-IN"/>
               </w:rPr>
-              <w:lastRenderedPageBreak/>
               <w:t>T.S.1.2.9.1 - Kramam</w:t>
             </w:r>
           </w:p>
@@ -4679,6 +5037,7 @@
                 <w:szCs w:val="32"/>
                 <w:lang w:val="en-IN" w:eastAsia="en-IN" w:bidi="ml-IN"/>
               </w:rPr>
+              <w:lastRenderedPageBreak/>
               <w:t>T.S.1.2.14.6 - Kramam</w:t>
             </w:r>
           </w:p>
@@ -4991,7 +5350,6 @@
           <w:szCs w:val="40"/>
           <w:lang w:val="en-IN" w:eastAsia="en-IN"/>
         </w:rPr>
-        <w:lastRenderedPageBreak/>
         <w:t xml:space="preserve">"qï" </w:t>
       </w:r>
       <w:r>
@@ -6240,6 +6598,7 @@
                 <w:szCs w:val="32"/>
                 <w:lang w:val="en-IN" w:eastAsia="en-IN" w:bidi="ml-IN"/>
               </w:rPr>
+              <w:lastRenderedPageBreak/>
               <w:t>T.S.1.2.8.1 - Kramam</w:t>
             </w:r>
           </w:p>
@@ -6493,7 +6852,6 @@
                 <w:szCs w:val="32"/>
                 <w:lang w:val="en-IN" w:eastAsia="en-IN" w:bidi="ml-IN"/>
               </w:rPr>
-              <w:lastRenderedPageBreak/>
               <w:t>T.S.1.2.8.1 - Kramam</w:t>
             </w:r>
           </w:p>
@@ -7629,6 +7987,7 @@
                 <w:szCs w:val="32"/>
                 <w:lang w:val="en-IN" w:eastAsia="en-IN" w:bidi="ml-IN"/>
               </w:rPr>
+              <w:lastRenderedPageBreak/>
               <w:t>T.S.1.2.12.2 - Kramam</w:t>
             </w:r>
           </w:p>
@@ -8074,7 +8433,6 @@
                 <w:szCs w:val="32"/>
                 <w:lang w:val="en-IN" w:eastAsia="en-IN" w:bidi="ml-IN"/>
               </w:rPr>
-              <w:lastRenderedPageBreak/>
               <w:t>T.S.1.2.14.4 - Kramam</w:t>
             </w:r>
           </w:p>

--- a/TS-Kramam/TS-1.2/TS 1.2 Malayalam Krama Paatam Corrections.docx
+++ b/TS-Kramam/TS-1.2/TS 1.2 Malayalam Krama Paatam Corrections.docx
@@ -113,7 +113,27 @@
           <w:szCs w:val="32"/>
           <w:u w:val="single"/>
         </w:rPr>
-        <w:t>31st Jan 2026</w:t>
+        <w:t xml:space="preserve">31st </w:t>
+      </w:r>
+      <w:r>
+        <w:rPr>
+          <w:b/>
+          <w:bCs/>
+          <w:sz w:val="32"/>
+          <w:szCs w:val="32"/>
+          <w:u w:val="single"/>
+        </w:rPr>
+        <w:t>May</w:t>
+      </w:r>
+      <w:r>
+        <w:rPr>
+          <w:b/>
+          <w:bCs/>
+          <w:sz w:val="32"/>
+          <w:szCs w:val="32"/>
+          <w:u w:val="single"/>
+        </w:rPr>
+        <w:t xml:space="preserve"> 2026</w:t>
       </w:r>
     </w:p>
     <w:p>
@@ -1281,7 +1301,6 @@
               <w:rPr>
                 <w:rFonts w:eastAsia="Times New Roman" w:cs="Arial"/>
                 <w:b/>
-                <w:color w:val="EE0000"/>
                 <w:sz w:val="32"/>
                 <w:szCs w:val="32"/>
                 <w:lang w:val="en-IN" w:eastAsia="en-IN" w:bidi="ml-IN"/>
@@ -1291,34 +1310,11 @@
               <w:rPr>
                 <w:rFonts w:eastAsia="Times New Roman" w:cs="Arial"/>
                 <w:b/>
-                <w:color w:val="EE0000"/>
                 <w:sz w:val="32"/>
                 <w:szCs w:val="32"/>
                 <w:lang w:val="en-IN" w:eastAsia="en-IN" w:bidi="ml-IN"/>
               </w:rPr>
-              <w:t>T.S.1.2.</w:t>
-            </w:r>
-            <w:r>
-              <w:rPr>
-                <w:rFonts w:eastAsia="Times New Roman" w:cs="Arial"/>
-                <w:b/>
-                <w:color w:val="EE0000"/>
-                <w:sz w:val="32"/>
-                <w:szCs w:val="32"/>
-                <w:lang w:val="en-IN" w:eastAsia="en-IN" w:bidi="ml-IN"/>
-              </w:rPr>
-              <w:t>10</w:t>
-            </w:r>
-            <w:r>
-              <w:rPr>
-                <w:rFonts w:eastAsia="Times New Roman" w:cs="Arial"/>
-                <w:b/>
-                <w:color w:val="EE0000"/>
-                <w:sz w:val="32"/>
-                <w:szCs w:val="32"/>
-                <w:lang w:val="en-IN" w:eastAsia="en-IN" w:bidi="ml-IN"/>
-              </w:rPr>
-              <w:t>.2 - Kramam</w:t>
+              <w:t>T.S.1.2.10.2 - Kramam</w:t>
             </w:r>
           </w:p>
           <w:p>
@@ -1332,79 +1328,51 @@
                 <w:rFonts w:cs="Arial"/>
                 <w:b/>
                 <w:bCs/>
-                <w:color w:val="EE0000"/>
+                <w:sz w:val="28"/>
+                <w:szCs w:val="36"/>
+                <w:lang w:val="en-IN" w:bidi="ml-IN"/>
+              </w:rPr>
+            </w:pPr>
+            <w:r>
+              <w:rPr>
+                <w:rFonts w:cs="Arial"/>
+                <w:b/>
+                <w:bCs/>
+                <w:sz w:val="28"/>
+                <w:szCs w:val="36"/>
+                <w:lang w:val="en-IN" w:bidi="ml-IN"/>
+              </w:rPr>
+              <w:t>Krama Vaakyam No. 51</w:t>
+            </w:r>
+          </w:p>
+          <w:p>
+            <w:pPr>
+              <w:widowControl w:val="0"/>
+              <w:tabs>
+                <w:tab w:val="left" w:pos="993"/>
+              </w:tabs>
+              <w:autoSpaceDE w:val="0"/>
+              <w:autoSpaceDN w:val="0"/>
+              <w:adjustRightInd w:val="0"/>
+              <w:spacing w:before="0" w:line="240" w:lineRule="auto"/>
+              <w:rPr>
+                <w:rFonts w:eastAsia="Times New Roman" w:cs="Arial"/>
+                <w:b/>
+                <w:sz w:val="32"/>
+                <w:szCs w:val="32"/>
+                <w:lang w:val="it-IT" w:eastAsia="en-IN" w:bidi="ml-IN"/>
+              </w:rPr>
+            </w:pPr>
+            <w:r>
+              <w:rPr>
+                <w:rFonts w:cs="Arial"/>
+                <w:b/>
+                <w:bCs/>
                 <w:sz w:val="28"/>
                 <w:szCs w:val="36"/>
                 <w:lang w:val="it-IT" w:bidi="ml-IN"/>
               </w:rPr>
-            </w:pPr>
-            <w:r>
-              <w:rPr>
-                <w:rFonts w:cs="Arial"/>
-                <w:b/>
-                <w:bCs/>
-                <w:color w:val="EE0000"/>
-                <w:sz w:val="28"/>
-                <w:szCs w:val="36"/>
-                <w:lang w:val="it-IT" w:bidi="ml-IN"/>
-              </w:rPr>
-              <w:t xml:space="preserve">Krama Vaakyam No. </w:t>
-            </w:r>
-            <w:r>
-              <w:rPr>
-                <w:rFonts w:cs="Arial"/>
-                <w:b/>
-                <w:bCs/>
-                <w:color w:val="EE0000"/>
-                <w:sz w:val="28"/>
-                <w:szCs w:val="36"/>
-                <w:lang w:val="it-IT" w:bidi="ml-IN"/>
-              </w:rPr>
-              <w:t>51</w:t>
-            </w:r>
-          </w:p>
-          <w:p>
-            <w:pPr>
-              <w:widowControl w:val="0"/>
-              <w:tabs>
-                <w:tab w:val="left" w:pos="993"/>
-              </w:tabs>
-              <w:autoSpaceDE w:val="0"/>
-              <w:autoSpaceDN w:val="0"/>
-              <w:adjustRightInd w:val="0"/>
-              <w:spacing w:before="0" w:line="240" w:lineRule="auto"/>
-              <w:rPr>
-                <w:rFonts w:eastAsia="Times New Roman" w:cs="Arial"/>
-                <w:b/>
-                <w:color w:val="EE0000"/>
-                <w:sz w:val="32"/>
-                <w:szCs w:val="32"/>
-                <w:lang w:val="it-IT" w:eastAsia="en-IN" w:bidi="ml-IN"/>
-              </w:rPr>
-            </w:pPr>
-            <w:r>
-              <w:rPr>
-                <w:rFonts w:cs="Arial"/>
-                <w:b/>
-                <w:bCs/>
-                <w:color w:val="EE0000"/>
-                <w:sz w:val="28"/>
-                <w:szCs w:val="36"/>
-                <w:lang w:val="it-IT" w:bidi="ml-IN"/>
-              </w:rPr>
-              <w:t>Panchaati No. 1</w:t>
-            </w:r>
-            <w:r>
-              <w:rPr>
-                <w:rFonts w:cs="Arial"/>
-                <w:b/>
-                <w:bCs/>
-                <w:color w:val="EE0000"/>
-                <w:sz w:val="28"/>
-                <w:szCs w:val="36"/>
-                <w:lang w:val="it-IT" w:bidi="ml-IN"/>
-              </w:rPr>
-              <w:t>9</w:t>
+              <w:t>Panchaati No. 19</w:t>
             </w:r>
           </w:p>
         </w:tc>
@@ -1421,7 +1389,6 @@
               <w:spacing w:before="0" w:line="240" w:lineRule="auto"/>
               <w:rPr>
                 <w:rFonts w:ascii="BRH Malayalam Extra" w:hAnsi="BRH Malayalam Extra" w:cs="BRH Malayalam Extra"/>
-                <w:color w:val="EE0000"/>
                 <w:sz w:val="40"/>
                 <w:szCs w:val="40"/>
                 <w:lang w:val="it-IT"/>
@@ -1430,7 +1397,6 @@
             <w:r>
               <w:rPr>
                 <w:rFonts w:ascii="BRH Malayalam Extra" w:hAnsi="BRH Malayalam Extra" w:cs="BRH Malayalam Extra"/>
-                <w:color w:val="EE0000"/>
                 <w:sz w:val="40"/>
                 <w:szCs w:val="40"/>
                 <w:lang w:val="it-IT"/>
@@ -1440,7 +1406,6 @@
             <w:r>
               <w:rPr>
                 <w:rFonts w:ascii="BRH Malayalam Extra" w:hAnsi="BRH Malayalam Extra" w:cs="BRH Malayalam Extra"/>
-                <w:color w:val="EE0000"/>
                 <w:sz w:val="32"/>
                 <w:szCs w:val="40"/>
                 <w:lang w:val="it-IT"/>
@@ -1450,7 +1415,6 @@
             <w:r>
               <w:rPr>
                 <w:rFonts w:ascii="BRH Malayalam Extra" w:hAnsi="BRH Malayalam Extra" w:cs="BRH Malayalam Extra"/>
-                <w:color w:val="EE0000"/>
                 <w:sz w:val="40"/>
                 <w:szCs w:val="40"/>
                 <w:lang w:val="it-IT"/>
@@ -1460,7 +1424,6 @@
             <w:r>
               <w:rPr>
                 <w:rFonts w:ascii="BRH Malayalam Extra" w:hAnsi="BRH Malayalam Extra" w:cs="BRH Malayalam Extra"/>
-                <w:color w:val="EE0000"/>
                 <w:sz w:val="32"/>
                 <w:szCs w:val="40"/>
                 <w:lang w:val="it-IT"/>
@@ -1470,7 +1433,6 @@
             <w:r>
               <w:rPr>
                 <w:rFonts w:ascii="BRH Malayalam Extra" w:hAnsi="BRH Malayalam Extra" w:cs="BRH Malayalam Extra"/>
-                <w:color w:val="EE0000"/>
                 <w:sz w:val="40"/>
                 <w:szCs w:val="40"/>
                 <w:highlight w:val="yellow"/>
@@ -1481,7 +1443,6 @@
             <w:r>
               <w:rPr>
                 <w:rFonts w:ascii="BRH Malayalam Extra" w:hAnsi="BRH Malayalam Extra" w:cs="BRH Malayalam Extra"/>
-                <w:color w:val="EE0000"/>
                 <w:sz w:val="40"/>
                 <w:szCs w:val="40"/>
                 <w:lang w:val="it-IT"/>
@@ -1491,7 +1452,6 @@
             <w:r>
               <w:rPr>
                 <w:rFonts w:ascii="BRH Malayalam Extra" w:hAnsi="BRH Malayalam Extra" w:cs="BRH Malayalam Extra"/>
-                <w:color w:val="EE0000"/>
                 <w:sz w:val="32"/>
                 <w:szCs w:val="40"/>
                 <w:lang w:val="it-IT"/>
@@ -1501,7 +1461,6 @@
             <w:r>
               <w:rPr>
                 <w:rFonts w:ascii="BRH Malayalam Extra" w:hAnsi="BRH Malayalam Extra" w:cs="BRH Malayalam Extra"/>
-                <w:color w:val="EE0000"/>
                 <w:sz w:val="40"/>
                 <w:szCs w:val="40"/>
                 <w:lang w:val="it-IT"/>
@@ -1523,7 +1482,6 @@
               <w:spacing w:before="0" w:line="240" w:lineRule="auto"/>
               <w:rPr>
                 <w:rFonts w:ascii="BRH Malayalam Extra" w:hAnsi="BRH Malayalam Extra" w:cs="BRH Malayalam Extra"/>
-                <w:color w:val="EE0000"/>
                 <w:sz w:val="40"/>
                 <w:szCs w:val="40"/>
                 <w:lang w:val="it-IT"/>
@@ -1532,7 +1490,6 @@
             <w:r>
               <w:rPr>
                 <w:rFonts w:ascii="BRH Malayalam Extra" w:hAnsi="BRH Malayalam Extra" w:cs="BRH Malayalam Extra"/>
-                <w:color w:val="EE0000"/>
                 <w:sz w:val="40"/>
                 <w:szCs w:val="40"/>
                 <w:lang w:val="it-IT"/>
@@ -1542,7 +1499,6 @@
             <w:r>
               <w:rPr>
                 <w:rFonts w:ascii="BRH Malayalam Extra" w:hAnsi="BRH Malayalam Extra" w:cs="BRH Malayalam Extra"/>
-                <w:color w:val="EE0000"/>
                 <w:sz w:val="32"/>
                 <w:szCs w:val="40"/>
                 <w:lang w:val="it-IT"/>
@@ -1552,7 +1508,6 @@
             <w:r>
               <w:rPr>
                 <w:rFonts w:ascii="BRH Malayalam Extra" w:hAnsi="BRH Malayalam Extra" w:cs="BRH Malayalam Extra"/>
-                <w:color w:val="EE0000"/>
                 <w:sz w:val="40"/>
                 <w:szCs w:val="40"/>
                 <w:lang w:val="it-IT"/>
@@ -1562,7 +1517,6 @@
             <w:r>
               <w:rPr>
                 <w:rFonts w:ascii="BRH Malayalam Extra" w:hAnsi="BRH Malayalam Extra" w:cs="BRH Malayalam Extra"/>
-                <w:color w:val="EE0000"/>
                 <w:sz w:val="32"/>
                 <w:szCs w:val="40"/>
                 <w:lang w:val="it-IT"/>
@@ -1572,7 +1526,6 @@
             <w:r>
               <w:rPr>
                 <w:rFonts w:ascii="BRH Malayalam Extra" w:hAnsi="BRH Malayalam Extra" w:cs="BRH Malayalam Extra"/>
-                <w:color w:val="EE0000"/>
                 <w:sz w:val="40"/>
                 <w:szCs w:val="40"/>
                 <w:highlight w:val="green"/>
@@ -1583,7 +1536,6 @@
             <w:r>
               <w:rPr>
                 <w:rFonts w:ascii="BRH Malayalam Extra" w:hAnsi="BRH Malayalam Extra" w:cs="BRH Malayalam Extra"/>
-                <w:color w:val="EE0000"/>
                 <w:sz w:val="32"/>
                 <w:szCs w:val="40"/>
                 <w:lang w:val="it-IT"/>
@@ -1593,7 +1545,6 @@
             <w:r>
               <w:rPr>
                 <w:rFonts w:ascii="BRH Malayalam Extra" w:hAnsi="BRH Malayalam Extra" w:cs="BRH Malayalam Extra"/>
-                <w:color w:val="EE0000"/>
                 <w:sz w:val="40"/>
                 <w:szCs w:val="40"/>
                 <w:lang w:val="it-IT"/>
@@ -1603,7 +1554,6 @@
             <w:r>
               <w:rPr>
                 <w:rFonts w:ascii="BRH Malayalam Extra" w:hAnsi="BRH Malayalam Extra" w:cs="BRH Malayalam Extra"/>
-                <w:color w:val="EE0000"/>
                 <w:sz w:val="32"/>
                 <w:szCs w:val="40"/>
                 <w:lang w:val="it-IT"/>
@@ -1613,7 +1563,6 @@
             <w:r>
               <w:rPr>
                 <w:rFonts w:ascii="BRH Malayalam Extra" w:hAnsi="BRH Malayalam Extra" w:cs="BRH Malayalam Extra"/>
-                <w:color w:val="EE0000"/>
                 <w:sz w:val="40"/>
                 <w:szCs w:val="40"/>
                 <w:lang w:val="it-IT"/>
@@ -2001,45 +1950,6 @@
           <w:u w:val="single"/>
         </w:rPr>
       </w:pPr>
-    </w:p>
-    <w:p>
-      <w:pPr>
-        <w:spacing w:before="0" w:line="240" w:lineRule="auto"/>
-        <w:jc w:val="center"/>
-        <w:rPr>
-          <w:b/>
-          <w:bCs/>
-          <w:sz w:val="32"/>
-          <w:szCs w:val="32"/>
-          <w:u w:val="single"/>
-        </w:rPr>
-      </w:pPr>
-    </w:p>
-    <w:p>
-      <w:pPr>
-        <w:spacing w:before="0" w:line="240" w:lineRule="auto"/>
-        <w:jc w:val="center"/>
-        <w:rPr>
-          <w:b/>
-          <w:bCs/>
-          <w:sz w:val="32"/>
-          <w:szCs w:val="32"/>
-          <w:u w:val="single"/>
-        </w:rPr>
-      </w:pPr>
-    </w:p>
-    <w:p>
-      <w:pPr>
-        <w:spacing w:before="0" w:line="240" w:lineRule="auto"/>
-        <w:jc w:val="center"/>
-        <w:rPr>
-          <w:b/>
-          <w:bCs/>
-          <w:sz w:val="32"/>
-          <w:szCs w:val="32"/>
-          <w:u w:val="single"/>
-        </w:rPr>
-      </w:pPr>
       <w:r>
         <w:rPr>
           <w:b/>
@@ -2048,6 +1958,7 @@
           <w:szCs w:val="32"/>
           <w:u w:val="single"/>
         </w:rPr>
+        <w:lastRenderedPageBreak/>
         <w:t xml:space="preserve">TS </w:t>
       </w:r>
       <w:r>
@@ -3089,7 +3000,6 @@
                 <w:szCs w:val="32"/>
                 <w:lang w:val="en-IN" w:eastAsia="en-IN" w:bidi="ml-IN"/>
               </w:rPr>
-              <w:lastRenderedPageBreak/>
               <w:t>T.S.1.2.2.3 - Kramam</w:t>
             </w:r>
           </w:p>
@@ -3193,6 +3103,7 @@
                 <w:sz w:val="40"/>
                 <w:szCs w:val="40"/>
               </w:rPr>
+              <w:lastRenderedPageBreak/>
               <w:t>¥b</w:t>
             </w:r>
             <w:r>
@@ -3249,6 +3160,7 @@
                 <w:szCs w:val="40"/>
                 <w:highlight w:val="yellow"/>
               </w:rPr>
+              <w:lastRenderedPageBreak/>
               <w:t>p</w:t>
             </w:r>
             <w:r>
@@ -3324,6 +3236,7 @@
                 <w:sz w:val="40"/>
                 <w:szCs w:val="40"/>
               </w:rPr>
+              <w:lastRenderedPageBreak/>
               <w:t>¥b</w:t>
             </w:r>
             <w:r>
@@ -3379,6 +3292,7 @@
                 <w:szCs w:val="40"/>
                 <w:highlight w:val="green"/>
               </w:rPr>
+              <w:lastRenderedPageBreak/>
               <w:t>p</w:t>
             </w:r>
             <w:r>
@@ -3455,6 +3369,7 @@
                 <w:szCs w:val="32"/>
                 <w:lang w:val="en-IN" w:eastAsia="en-IN" w:bidi="ml-IN"/>
               </w:rPr>
+              <w:lastRenderedPageBreak/>
               <w:t>T.S.1.2.9.1 - Kramam</w:t>
             </w:r>
           </w:p>
@@ -3896,16 +3811,7 @@
                 <w:sz w:val="40"/>
                 <w:szCs w:val="40"/>
               </w:rPr>
-              <w:t>bxp</w:t>
-            </w:r>
-            <w:proofErr w:type="gramStart"/>
-            <w:r>
-              <w:rPr>
-                <w:rFonts w:ascii="BRH Malayalam Extra" w:hAnsi="BRH Malayalam Extra" w:cs="BRH Malayalam Extra"/>
-                <w:sz w:val="40"/>
-                <w:szCs w:val="40"/>
-              </w:rPr>
-              <w:t>§.</w:t>
+              <w:t>bxp§.</w:t>
             </w:r>
             <w:r>
               <w:rPr>
@@ -3916,32 +3822,13 @@
               </w:rPr>
               <w:t>Ë</w:t>
             </w:r>
-            <w:proofErr w:type="gramEnd"/>
-            <w:r>
-              <w:rPr>
-                <w:rFonts w:ascii="BRH Malayalam Extra" w:hAnsi="BRH Malayalam Extra" w:cs="BRH Malayalam Extra"/>
-                <w:sz w:val="40"/>
-                <w:szCs w:val="40"/>
-              </w:rPr>
-              <w:t xml:space="preserve"> CZy— kxj¥sðxr - bxp</w:t>
-            </w:r>
-            <w:proofErr w:type="gramStart"/>
-            <w:r>
-              <w:rPr>
-                <w:rFonts w:ascii="BRH Malayalam Extra" w:hAnsi="BRH Malayalam Extra" w:cs="BRH Malayalam Extra"/>
-                <w:sz w:val="40"/>
-                <w:szCs w:val="40"/>
-              </w:rPr>
-              <w:t>§.¥</w:t>
-            </w:r>
-            <w:proofErr w:type="gramEnd"/>
-            <w:r>
-              <w:rPr>
-                <w:rFonts w:ascii="BRH Malayalam Extra" w:hAnsi="BRH Malayalam Extra" w:cs="BRH Malayalam Extra"/>
-                <w:sz w:val="40"/>
-                <w:szCs w:val="40"/>
-              </w:rPr>
-              <w:t xml:space="preserve">Ë˜ | </w:t>
+            <w:r>
+              <w:rPr>
+                <w:rFonts w:ascii="BRH Malayalam Extra" w:hAnsi="BRH Malayalam Extra" w:cs="BRH Malayalam Extra"/>
+                <w:sz w:val="40"/>
+                <w:szCs w:val="40"/>
+              </w:rPr>
+              <w:t xml:space="preserve"> CZy— kxj¥sðxr - bxp§.¥Ë˜ | </w:t>
             </w:r>
           </w:p>
         </w:tc>
@@ -4033,16 +3920,7 @@
                 <w:sz w:val="40"/>
                 <w:szCs w:val="40"/>
               </w:rPr>
-              <w:t>bxp</w:t>
-            </w:r>
-            <w:proofErr w:type="gramStart"/>
-            <w:r>
-              <w:rPr>
-                <w:rFonts w:ascii="BRH Malayalam Extra" w:hAnsi="BRH Malayalam Extra" w:cs="BRH Malayalam Extra"/>
-                <w:sz w:val="40"/>
-                <w:szCs w:val="40"/>
-              </w:rPr>
-              <w:t>§.</w:t>
+              <w:t>bxp§.</w:t>
             </w:r>
             <w:r>
               <w:rPr>
@@ -4053,40 +3931,21 @@
               </w:rPr>
               <w:t>Ë</w:t>
             </w:r>
-            <w:proofErr w:type="gramEnd"/>
-            <w:r>
-              <w:rPr>
-                <w:rFonts w:ascii="BRH Malayalam Extra" w:hAnsi="BRH Malayalam Extra" w:cs="BRH Malayalam Extra"/>
-                <w:sz w:val="32"/>
-                <w:szCs w:val="40"/>
-              </w:rPr>
-              <w:t>–</w:t>
-            </w:r>
-            <w:r>
-              <w:rPr>
-                <w:rFonts w:ascii="BRH Malayalam Extra" w:hAnsi="BRH Malayalam Extra" w:cs="BRH Malayalam Extra"/>
-                <w:sz w:val="40"/>
-                <w:szCs w:val="40"/>
-              </w:rPr>
-              <w:t xml:space="preserve"> CZy— kxj¥sðxr - bxp</w:t>
-            </w:r>
-            <w:proofErr w:type="gramStart"/>
-            <w:r>
-              <w:rPr>
-                <w:rFonts w:ascii="BRH Malayalam Extra" w:hAnsi="BRH Malayalam Extra" w:cs="BRH Malayalam Extra"/>
-                <w:sz w:val="40"/>
-                <w:szCs w:val="40"/>
-              </w:rPr>
-              <w:t>§.¥</w:t>
-            </w:r>
-            <w:proofErr w:type="gramEnd"/>
-            <w:r>
-              <w:rPr>
-                <w:rFonts w:ascii="BRH Malayalam Extra" w:hAnsi="BRH Malayalam Extra" w:cs="BRH Malayalam Extra"/>
-                <w:sz w:val="40"/>
-                <w:szCs w:val="40"/>
-              </w:rPr>
-              <w:t>Ë˜ |</w:t>
+            <w:r>
+              <w:rPr>
+                <w:rFonts w:ascii="BRH Malayalam Extra" w:hAnsi="BRH Malayalam Extra" w:cs="BRH Malayalam Extra"/>
+                <w:sz w:val="32"/>
+                <w:szCs w:val="40"/>
+              </w:rPr>
+              <w:t>–</w:t>
+            </w:r>
+            <w:r>
+              <w:rPr>
+                <w:rFonts w:ascii="BRH Malayalam Extra" w:hAnsi="BRH Malayalam Extra" w:cs="BRH Malayalam Extra"/>
+                <w:sz w:val="40"/>
+                <w:szCs w:val="40"/>
+              </w:rPr>
+              <w:t xml:space="preserve"> CZy— kxj¥sðxr - bxp§.¥Ë˜ |</w:t>
             </w:r>
           </w:p>
         </w:tc>
@@ -5037,7 +4896,6 @@
                 <w:szCs w:val="32"/>
                 <w:lang w:val="en-IN" w:eastAsia="en-IN" w:bidi="ml-IN"/>
               </w:rPr>
-              <w:lastRenderedPageBreak/>
               <w:t>T.S.1.2.14.6 - Kramam</w:t>
             </w:r>
           </w:p>
@@ -5350,6 +5208,7 @@
           <w:szCs w:val="40"/>
           <w:lang w:val="en-IN" w:eastAsia="en-IN"/>
         </w:rPr>
+        <w:lastRenderedPageBreak/>
         <w:t xml:space="preserve">"qï" </w:t>
       </w:r>
       <w:r>
@@ -5358,16 +5217,7 @@
           <w:bCs/>
           <w:sz w:val="32"/>
         </w:rPr>
-        <w:t xml:space="preserve">replaced </w:t>
-      </w:r>
-      <w:proofErr w:type="gramStart"/>
-      <w:r>
-        <w:rPr>
-          <w:b/>
-          <w:bCs/>
-          <w:sz w:val="32"/>
-        </w:rPr>
-        <w:t>with</w:t>
+        <w:t>replaced with</w:t>
       </w:r>
       <w:r>
         <w:rPr>
@@ -5385,27 +5235,7 @@
           <w:szCs w:val="40"/>
           <w:lang w:val="en-IN" w:eastAsia="en-IN"/>
         </w:rPr>
-        <w:t>"</w:t>
-      </w:r>
-      <w:proofErr w:type="gramEnd"/>
-      <w:r>
-        <w:rPr>
-          <w:rFonts w:ascii="BRH Malayalam" w:hAnsi="BRH Malayalam" w:cs="BRH Malayalam"/>
-          <w:sz w:val="40"/>
-          <w:szCs w:val="40"/>
-          <w:lang w:val="en-IN" w:eastAsia="en-IN"/>
-        </w:rPr>
-        <w:t>q§T</w:t>
-      </w:r>
-      <w:proofErr w:type="gramStart"/>
-      <w:r>
-        <w:rPr>
-          <w:rFonts w:ascii="BRH Malayalam" w:hAnsi="BRH Malayalam" w:cs="BRH Malayalam"/>
-          <w:sz w:val="40"/>
-          <w:szCs w:val="40"/>
-          <w:lang w:val="en-IN" w:eastAsia="en-IN"/>
-        </w:rPr>
-        <w:t xml:space="preserve">"  </w:t>
+        <w:t xml:space="preserve">"q§T"  </w:t>
       </w:r>
       <w:r>
         <w:rPr>
@@ -5413,16 +5243,7 @@
           <w:bCs/>
           <w:sz w:val="32"/>
         </w:rPr>
-        <w:t>wherever</w:t>
-      </w:r>
-      <w:proofErr w:type="gramEnd"/>
-      <w:r>
-        <w:rPr>
-          <w:b/>
-          <w:bCs/>
-          <w:sz w:val="32"/>
-        </w:rPr>
-        <w:t xml:space="preserve"> applicable</w:t>
+        <w:t>wherever applicable</w:t>
       </w:r>
     </w:p>
     <w:p>
@@ -6296,7 +6117,6 @@
               </w:rPr>
               <w:t xml:space="preserve"> </w:t>
             </w:r>
-            <w:proofErr w:type="gramStart"/>
             <w:r>
               <w:rPr>
                 <w:rFonts w:cs="Arial"/>
@@ -6322,7 +6142,6 @@
               </w:rPr>
               <w:t>B</w:t>
             </w:r>
-            <w:proofErr w:type="gramEnd"/>
             <w:r>
               <w:rPr>
                 <w:rFonts w:ascii="Times New Roman" w:hAnsi="Times New Roman" w:cs="Times New Roman"/>
@@ -6598,7 +6417,6 @@
                 <w:szCs w:val="32"/>
                 <w:lang w:val="en-IN" w:eastAsia="en-IN" w:bidi="ml-IN"/>
               </w:rPr>
-              <w:lastRenderedPageBreak/>
               <w:t>T.S.1.2.8.1 - Kramam</w:t>
             </w:r>
           </w:p>
@@ -6852,6 +6670,7 @@
                 <w:szCs w:val="32"/>
                 <w:lang w:val="en-IN" w:eastAsia="en-IN" w:bidi="ml-IN"/>
               </w:rPr>
+              <w:lastRenderedPageBreak/>
               <w:t>T.S.1.2.8.1 - Kramam</w:t>
             </w:r>
           </w:p>
@@ -7460,43 +7279,7 @@
                 <w:sz w:val="32"/>
                 <w:szCs w:val="32"/>
               </w:rPr>
-              <w:t>(</w:t>
-            </w:r>
-            <w:proofErr w:type="gramStart"/>
-            <w:r>
-              <w:rPr>
-                <w:rFonts w:cs="Arial"/>
-                <w:sz w:val="32"/>
-                <w:szCs w:val="32"/>
-              </w:rPr>
-              <w:t>the</w:t>
-            </w:r>
-            <w:proofErr w:type="gramEnd"/>
-            <w:r>
-              <w:rPr>
-                <w:rFonts w:cs="Arial"/>
-                <w:sz w:val="32"/>
-                <w:szCs w:val="32"/>
-              </w:rPr>
-              <w:t xml:space="preserve"> separator “</w:t>
-            </w:r>
-            <w:proofErr w:type="gramStart"/>
-            <w:r>
-              <w:rPr>
-                <w:rFonts w:cs="Arial"/>
-                <w:sz w:val="32"/>
-                <w:szCs w:val="32"/>
-              </w:rPr>
-              <w:t>-“ deleted</w:t>
-            </w:r>
-            <w:proofErr w:type="gramEnd"/>
-            <w:r>
-              <w:rPr>
-                <w:rFonts w:cs="Arial"/>
-                <w:sz w:val="32"/>
-                <w:szCs w:val="32"/>
-              </w:rPr>
-              <w:t xml:space="preserve">. </w:t>
+              <w:t xml:space="preserve">(the separator “-“ deleted. </w:t>
             </w:r>
           </w:p>
           <w:p>
@@ -7987,7 +7770,6 @@
                 <w:szCs w:val="32"/>
                 <w:lang w:val="en-IN" w:eastAsia="en-IN" w:bidi="ml-IN"/>
               </w:rPr>
-              <w:lastRenderedPageBreak/>
               <w:t>T.S.1.2.12.2 - Kramam</w:t>
             </w:r>
           </w:p>
@@ -8433,6 +8215,7 @@
                 <w:szCs w:val="32"/>
                 <w:lang w:val="en-IN" w:eastAsia="en-IN" w:bidi="ml-IN"/>
               </w:rPr>
+              <w:lastRenderedPageBreak/>
               <w:t>T.S.1.2.14.4 - Kramam</w:t>
             </w:r>
           </w:p>
